--- a/output/site/delphi/resume.uk.docx
+++ b/output/site/delphi/resume.uk.docx
@@ -243,6 +243,29 @@
         <w:rPr>
           <w:b/>
         </w:rPr>
+        <w:t>Карта legacy-системи (2026)</w:t>
+      </w:r>
+    </w:p>
+    <w:p>
+      <w:r>
+        <w:t>Автор</w:t>
+      </w:r>
+    </w:p>
+    <w:p>
+      <w:r>
+        <w:t>Інструмент для розбору торгової системи перед міграцією: Python парсить .dfm і .pas, витягує виклики процедур і зв'язки форм, Next.js показує це картою з анотаціями та коментарями по вузлах.</w:t>
+      </w:r>
+    </w:p>
+    <w:p>
+      <w:r>
+        <w:t>Python, Next.js, TypeScript, PostgreSQL</w:t>
+      </w:r>
+    </w:p>
+    <w:p>
+      <w:r>
+        <w:rPr>
+          <w:b/>
+        </w:rPr>
         <w:t>UAM — керування доступом (2020 — 2022)</w:t>
       </w:r>
     </w:p>
@@ -308,34 +331,80 @@
       </w:r>
     </w:p>
     <w:p>
-      <w:r>
-        <w:rPr>
-          <w:b/>
-        </w:rPr>
-        <w:t>SMS Messenger (2020 — 2023)</w:t>
-      </w:r>
-    </w:p>
-    <w:p>
-      <w:r>
-        <w:t>Архітектор і розробник</w:t>
-      </w:r>
-    </w:p>
-    <w:p>
-      <w:r>
-        <w:t>Платформа SMS-сповіщень мережі: власний шлюз до операторів через SMPP і до модемів через GSM API, черги розсилок, API для внутрішніх систем.</w:t>
-      </w:r>
-    </w:p>
-    <w:p>
-      <w:r>
-        <w:t>ASP.NET Core, Web API, SMPP, GSM API, MS SQL, Hangfire</w:t>
-      </w:r>
-    </w:p>
-    <w:p>
       <w:pPr>
         <w:pStyle w:val="Heading1"/>
       </w:pPr>
       <w:r>
         <w:t>Досвід</w:t>
+      </w:r>
+    </w:p>
+    <w:p>
+      <w:r>
+        <w:rPr>
+          <w:b/>
+        </w:rPr>
+        <w:t>Фриланс і власні проєкти — AI / Python та full stack розробник</w:t>
+      </w:r>
+    </w:p>
+    <w:p>
+      <w:r>
+        <w:t>2026-03 — донині · Дніпро · віддалено</w:t>
+      </w:r>
+    </w:p>
+    <w:p>
+      <w:pPr>
+        <w:pStyle w:val="ListBullet"/>
+      </w:pPr>
+      <w:r>
+        <w:t>Голосовий пайплайн реального часу: faster-whisper на CUDA, діаризація pyannote, VAD, потоковий захват WASAPI — 55 модулів, 15 500 рядків Python.</w:t>
+      </w:r>
+    </w:p>
+    <w:p>
+      <w:pPr>
+        <w:pStyle w:val="ListBullet"/>
+      </w:pPr>
+      <w:r>
+        <w:t>Для нього ж — набір регресійних замірів: RTF, затримка під навантаженням, стійкість до шуму, межі якості; рішення приймаю за цифрами, а не на слух.</w:t>
+      </w:r>
+    </w:p>
+    <w:p>
+      <w:pPr>
+        <w:pStyle w:val="ListBullet"/>
+      </w:pPr>
+      <w:r>
+        <w:t>Парсер нерухомості на Python: SQLAlchemy 2 і Alembic поверх PostgreSQL, Playwright та selectolax, CLI на Typer, pytest і ruff.</w:t>
+      </w:r>
+    </w:p>
+    <w:p>
+      <w:pPr>
+        <w:pStyle w:val="ListBullet"/>
+      </w:pPr>
+      <w:r>
+        <w:t>Конвеєр збору оголошень із шести джерел із геокодуванням, дедублікацією і публікацією каталогу через GitHub Actions.</w:t>
+      </w:r>
+    </w:p>
+    <w:p>
+      <w:pPr>
+        <w:pStyle w:val="ListBullet"/>
+      </w:pPr>
+      <w:r>
+        <w:t>Аналізатор legacy-коду: Python розбирає .dfm і .pas та звіряє виклики процедур, Next.js показує карту системи з анотаціями.</w:t>
+      </w:r>
+    </w:p>
+    <w:p>
+      <w:pPr>
+        <w:pStyle w:val="ListBullet"/>
+      </w:pPr>
+      <w:r>
+        <w:t>Клієнтські проєкти: NestJS з Prisma і PostgreSQL, Next.js 16 з React 19, мобільний застосунок на Expo з картами MapLibre.</w:t>
+      </w:r>
+    </w:p>
+    <w:p>
+      <w:pPr>
+        <w:pStyle w:val="ListBullet"/>
+      </w:pPr>
+      <w:r>
+        <w:t>Щоденна робота з ІІ-агентами: MCP-сервери, власні субагенти та хуки, свій CDP-інспектор браузера як інструмент для агентів.</w:t>
       </w:r>
     </w:p>
     <w:p>
@@ -632,6 +701,30 @@
       </w:pPr>
       <w:r>
         <w:t>Програмування в середовищі Delphi — Інститут сучасних професій (2006)</w:t>
+      </w:r>
+    </w:p>
+    <w:p>
+      <w:pPr>
+        <w:pStyle w:val="Heading1"/>
+      </w:pPr>
+      <w:r>
+        <w:t>Код на GitHub</w:t>
+      </w:r>
+    </w:p>
+    <w:p>
+      <w:pPr>
+        <w:pStyle w:val="ListBullet"/>
+      </w:pPr>
+      <w:r>
+        <w:t>M3 → M4 Mapping Checker — звіряння форм і викликів процедур між Delphi 6 і Delphi 13 — https://github.com/qwert11/d6_d13_dbmapping_checker</w:t>
+      </w:r>
+    </w:p>
+    <w:p>
+      <w:pPr>
+        <w:pStyle w:val="ListBullet"/>
+      </w:pPr>
+      <w:r>
+        <w:t>SQL Profiler Normalizer — перетворює sp_executesql із профайлера на читабельний EXEC, повністю у браузері — https://github.com/qwert11/sql-profiler-normalizer</w:t>
       </w:r>
     </w:p>
     <w:p>

--- a/output/site/delphi/resume.uk.docx
+++ b/output/site/delphi/resume.uk.docx
@@ -25,7 +25,7 @@
     </w:p>
     <w:p>
       <w:r>
-        <w:t>Delphi-інженер із десятирічним досвідом супроводу торгової системи у продакшені: 955 модулів, 828 форм, MS SQL. Веду міграцію клієнта з Delphi 6 на Delphi 12 і написав інструмент звіряння форм та мапінгу БД між версіями.</w:t>
+        <w:t>Delphi-інженер із десятирічним досвідом супроводу торгової системи у продакшені: клієнт, якому щодня довіряють магазини мережі, MS SQL, фіскальний контур. Веду міграцію клієнта з Delphi 6 на Delphi 12 і написав інструмент звіряння інтерфейсу та мапінгу БД між версіями.</w:t>
       </w:r>
     </w:p>
     <w:p>
@@ -62,14 +62,6 @@
     </w:p>
     <w:p>
       <w:pPr>
-        <w:pStyle w:val="ListBullet"/>
-      </w:pPr>
-      <w:r>
-        <w:t>955 модулів — і 828 форм у клієнті торгової системи</w:t>
-      </w:r>
-    </w:p>
-    <w:p>
-      <w:pPr>
         <w:pStyle w:val="Heading1"/>
       </w:pPr>
       <w:r>
@@ -89,7 +81,7 @@
         <w:pStyle w:val="ListBullet"/>
       </w:pPr>
       <w:r>
-        <w:t>Веду міграцію клієнта торгової системи з Delphi 6 на Delphi 12/13 і написав інструмент, що звіряє форми та мапінг БД між версіями — щоб перехід не ламав продакшен магазинів.</w:t>
+        <w:t>Веду міграцію клієнта торгової системи з Delphi 6 на Delphi 12/13 і написав інструмент, що звіряє інтерфейс і мапінг БД між версіями — щоб перехід не ламав продакшен магазинів.</w:t>
       </w:r>
     </w:p>
     <w:p>
@@ -202,7 +194,7 @@
     </w:p>
     <w:p>
       <w:r>
-        <w:t>Переведення клієнта торгової системи (955 модулів, 828 форм) на сучасний компілятор із переробкою ядра. Написав окремий інструмент, що звіряє форми та мапінг таблиць між старою і новою версіями — міграція йде без зупинки магазинів.</w:t>
+        <w:t>Переведення клієнта торгової системи на сучасний компілятор із переробкою ядра. Написав окремий інструмент, що звіряє інтерфейс і мапінг таблиць між старою і новою версіями — міграція йде без зупинки магазинів.</w:t>
       </w:r>
     </w:p>
     <w:p>
@@ -253,7 +245,7 @@
     </w:p>
     <w:p>
       <w:r>
-        <w:t>Інструмент для розбору торгової системи перед міграцією: Python парсить .dfm і .pas, витягує виклики процедур і зв'язки форм, Next.js показує це картою з анотаціями та коментарями по вузлах.</w:t>
+        <w:t>Інструмент для розбору торгової системи перед міграцією: Python парсить .dfm і .pas, витягує виклики процедур і зв'язки екранів, Next.js показує це картою з анотаціями та коментарями по вузлах.</w:t>
       </w:r>
     </w:p>
     <w:p>
@@ -299,7 +291,7 @@
     </w:p>
     <w:p>
       <w:r>
-        <w:t>Платформа журналів та аудиту для магазинів мережі: заповнення на місцях, перевірки, звітність по регіонах. Найінтенсивніший проєкт за обсягом коду серед веб-систем.</w:t>
+        <w:t>Платформа журналів та аудиту для магазинів мережі: заповнення на місцях, перевірки, звітність по регіонах.</w:t>
       </w:r>
     </w:p>
     <w:p>
@@ -356,7 +348,7 @@
         <w:pStyle w:val="ListBullet"/>
       </w:pPr>
       <w:r>
-        <w:t>Голосовий пайплайн реального часу: faster-whisper на CUDA, діаризація pyannote, VAD, потоковий захват WASAPI — 55 модулів, 15 500 рядків Python.</w:t>
+        <w:t>Голосовий пайплайн реального часу: faster-whisper на CUDA, діаризація pyannote, VAD, потоковий захват WASAPI.</w:t>
       </w:r>
     </w:p>
     <w:p>
@@ -425,7 +417,7 @@
         <w:pStyle w:val="ListBullet"/>
       </w:pPr>
       <w:r>
-        <w:t>Відповідаю за клієнтську частину торгової системи мережі: 955 модулів, 828 форм, MS SQL — документи постачання, ціни, фіскальні накладні.</w:t>
+        <w:t>Відповідаю за клієнтську частину торгової системи, якою щодня працюють магазини мережі: документи постачання, ціни, фіскальні накладні, MS SQL.</w:t>
       </w:r>
     </w:p>
     <w:p>
@@ -465,7 +457,7 @@
         <w:pStyle w:val="ListBullet"/>
       </w:pPr>
       <w:r>
-        <w:t>Веду міграцію клієнта з Delphi 6 на Delphi 12/13 з власним інструментом звіряння форм і мапінгу БД.</w:t>
+        <w:t>Веду міграцію клієнта з Delphi 6 на Delphi 12/13 з власним інструментом звіряння інтерфейсу і мапінгу БД між версіями.</w:t>
       </w:r>
     </w:p>
     <w:p>
@@ -716,7 +708,7 @@
         <w:pStyle w:val="ListBullet"/>
       </w:pPr>
       <w:r>
-        <w:t>M3 → M4 Mapping Checker — звіряння форм і викликів процедур між Delphi 6 і Delphi 13 — https://github.com/qwert11/d6_d13_dbmapping_checker</w:t>
+        <w:t>M3 → M4 Mapping Checker — звіряння інтерфейсу і викликів процедур між Delphi 6 і Delphi 13 — https://github.com/qwert11/d6_d13_dbmapping_checker</w:t>
       </w:r>
     </w:p>
     <w:p>

--- a/output/site/delphi/resume.uk.docx
+++ b/output/site/delphi/resume.uk.docx
@@ -73,14 +73,6 @@
         <w:pStyle w:val="ListBullet"/>
       </w:pPr>
       <w:r>
-        <w:t>Побудував UAM — власну систему керування доступом мережі: 2000+ користувачів, OpenID Connect, ADFS і Kerberos замість ручної роздачі прав по кожній системі окремо.</w:t>
-      </w:r>
-    </w:p>
-    <w:p>
-      <w:pPr>
-        <w:pStyle w:val="ListBullet"/>
-      </w:pPr>
-      <w:r>
         <w:t>Веду міграцію клієнта торгової системи з Delphi 6 на Delphi 12/13 і написав інструмент, що звіряє інтерфейс і мапінг БД між версіями — щоб перехід не ламав продакшен магазинів.</w:t>
       </w:r>
     </w:p>
@@ -89,23 +81,7 @@
         <w:pStyle w:val="ListBullet"/>
       </w:pPr>
       <w:r>
-        <w:t>Спроєктував і побудував платформу SMS-сповіщень мережі: SMPP і GSM API, .NET Web API та MS SQL, з архітектурою під пікові розсилки.</w:t>
-      </w:r>
-    </w:p>
-    <w:p>
-      <w:pPr>
-        <w:pStyle w:val="ListBullet"/>
-      </w:pPr>
-      <w:r>
         <w:t>Проводжу зміни фіскального законодавства наскрізь по системах: еАкциз і АЕД, УКТЗЕД, митні спрощення, нові ставки ПДВ — у працюючій мережі, без зупинки магазинів.</w:t>
-      </w:r>
-    </w:p>
-    <w:p>
-      <w:pPr>
-        <w:pStyle w:val="ListBullet"/>
-      </w:pPr>
-      <w:r>
-        <w:t>Побудував внутрішні веб-системи для магазинів: журнали та аудит, вторсировина з інтеграцією в M.E.Doc, портал підтримки, купони, звітність.</w:t>
       </w:r>
     </w:p>
     <w:p>
@@ -146,7 +122,7 @@
         <w:t xml:space="preserve">Якість і постачання: </w:t>
       </w:r>
       <w:r>
-        <w:t>xUnit / NUnit, NSubstitute / Moq, AutoFixture, FluentAssertions, SonarQube, Jenkins, Docker, Serilog / NLog, Elastic APM, Git / приватний NuGet</w:t>
+        <w:t>Git / приватний NuGet</w:t>
       </w:r>
     </w:p>
     <w:p>
@@ -168,7 +144,7 @@
         <w:t xml:space="preserve">Підходи: </w:t>
       </w:r>
       <w:r>
-        <w:t>Модернізація legacy, Модульний моноліт, Трирівнева архітектура, Проєктування інтеграцій, Робота в проді 24/7</w:t>
+        <w:t>Модернізація legacy, Трирівнева архітектура, Проєктування інтеграцій, Робота в проді 24/7</w:t>
       </w:r>
     </w:p>
     <w:p>
@@ -254,149 +230,11 @@
       </w:r>
     </w:p>
     <w:p>
-      <w:r>
-        <w:rPr>
-          <w:b/>
-        </w:rPr>
-        <w:t>UAM — керування доступом (2020 — 2022)</w:t>
-      </w:r>
-    </w:p>
-    <w:p>
-      <w:r>
-        <w:t>Розробник</w:t>
-      </w:r>
-    </w:p>
-    <w:p>
-      <w:r>
-        <w:t>Централізована система прав і аутентифікації для 2000+ користувачів мережі: ролі та заявки на доступ, інтеграція з Active Directory, вхід через OpenID Connect, ADFS і Kerberos.</w:t>
-      </w:r>
-    </w:p>
-    <w:p>
-      <w:r>
-        <w:t>ASP.NET Core, C#, EF Core, MS SQL, OIDC, ADFS, Angular</w:t>
-      </w:r>
-    </w:p>
-    <w:p>
-      <w:r>
-        <w:rPr>
-          <w:b/>
-        </w:rPr>
-        <w:t>Журнали магазину (2021 — 2023)</w:t>
-      </w:r>
-    </w:p>
-    <w:p>
-      <w:r>
-        <w:t>Розробник</w:t>
-      </w:r>
-    </w:p>
-    <w:p>
-      <w:r>
-        <w:t>Платформа журналів та аудиту для магазинів мережі: заповнення на місцях, перевірки, звітність по регіонах.</w:t>
-      </w:r>
-    </w:p>
-    <w:p>
-      <w:r>
-        <w:t>ASP.NET Core, Angular 13, Kendo UI, EF Core, MS SQL, SignalR</w:t>
-      </w:r>
-    </w:p>
-    <w:p>
-      <w:r>
-        <w:rPr>
-          <w:b/>
-        </w:rPr>
-        <w:t>Вторсировина та оборотна тара (2019 — 2024)</w:t>
-      </w:r>
-    </w:p>
-    <w:p>
-      <w:r>
-        <w:t>Розробник</w:t>
-      </w:r>
-    </w:p>
-    <w:p>
-      <w:r>
-        <w:t>Веб-система обліку вторсировини й пулінгової тари з документообігом: інтеграція з M.E.Doc, обмін з постачальниками через EDI, звітність для бухгалтерії.</w:t>
-      </w:r>
-    </w:p>
-    <w:p>
-      <w:r>
-        <w:t>ASP.NET Core, ASP.NET MVC, EF Core, MS SQL, M.E.Doc, EDI</w:t>
-      </w:r>
-    </w:p>
-    <w:p>
       <w:pPr>
         <w:pStyle w:val="Heading1"/>
       </w:pPr>
       <w:r>
         <w:t>Досвід</w:t>
-      </w:r>
-    </w:p>
-    <w:p>
-      <w:r>
-        <w:rPr>
-          <w:b/>
-        </w:rPr>
-        <w:t>Фриланс і власні проєкти — AI / Python та full stack розробник</w:t>
-      </w:r>
-    </w:p>
-    <w:p>
-      <w:r>
-        <w:t>2026-03 — донині · Дніпро · віддалено</w:t>
-      </w:r>
-    </w:p>
-    <w:p>
-      <w:pPr>
-        <w:pStyle w:val="ListBullet"/>
-      </w:pPr>
-      <w:r>
-        <w:t>Голосовий пайплайн реального часу: faster-whisper на CUDA, діаризація pyannote, VAD, потоковий захват WASAPI.</w:t>
-      </w:r>
-    </w:p>
-    <w:p>
-      <w:pPr>
-        <w:pStyle w:val="ListBullet"/>
-      </w:pPr>
-      <w:r>
-        <w:t>Для нього ж — набір регресійних замірів: RTF, затримка під навантаженням, стійкість до шуму, межі якості; рішення приймаю за цифрами, а не на слух.</w:t>
-      </w:r>
-    </w:p>
-    <w:p>
-      <w:pPr>
-        <w:pStyle w:val="ListBullet"/>
-      </w:pPr>
-      <w:r>
-        <w:t>Парсер нерухомості на Python: SQLAlchemy 2 і Alembic поверх PostgreSQL, Playwright та selectolax, CLI на Typer, pytest і ruff.</w:t>
-      </w:r>
-    </w:p>
-    <w:p>
-      <w:pPr>
-        <w:pStyle w:val="ListBullet"/>
-      </w:pPr>
-      <w:r>
-        <w:t>Конвеєр збору оголошень із шести джерел із геокодуванням, дедублікацією і публікацією каталогу через GitHub Actions.</w:t>
-      </w:r>
-    </w:p>
-    <w:p>
-      <w:pPr>
-        <w:pStyle w:val="ListBullet"/>
-      </w:pPr>
-      <w:r>
-        <w:t>Аналізатор legacy-коду: Python розбирає .dfm і .pas та звіряє виклики процедур, Next.js показує карту системи з анотаціями.</w:t>
-      </w:r>
-    </w:p>
-    <w:p>
-      <w:pPr>
-        <w:pStyle w:val="ListBullet"/>
-      </w:pPr>
-      <w:r>
-        <w:t>Клієнтські проєкти: NestJS з Prisma і PostgreSQL, Next.js 16 з React 19, мобільний застосунок на Expo з картами MapLibre.</w:t>
-      </w:r>
-    </w:p>
-    <w:p>
-      <w:pPr>
-        <w:pStyle w:val="ListBullet"/>
-      </w:pPr>
-      <w:r>
-        <w:t>Щоденна робота з ІІ-агентами: MCP-сервери, власні субагенти та хуки, свій CDP-інспектор браузера як інструмент для агентів.</w:t>
       </w:r>
     </w:p>
     <w:p>
@@ -425,7 +263,7 @@
         <w:pStyle w:val="ListBullet"/>
       </w:pPr>
       <w:r>
-        <w:t>З 2018 паралельно будую внутрішні сервіси на ASP.NET Core і Angular: доступи, аудит, звітність, інтеграції — 33 системи мережі містять мій код.</w:t>
+        <w:t>Веду міграцію клієнта з Delphi 6 на Delphi 12/13 з власним інструментом звіряння інтерфейсу і мапінгу БД між версіями.</w:t>
       </w:r>
     </w:p>
     <w:p>
@@ -433,7 +271,7 @@
         <w:pStyle w:val="ListBullet"/>
       </w:pPr>
       <w:r>
-        <w:t>UAM: система керування доступом для 2000+ користувачів на OpenID Connect, ADFS і Kerberos.</w:t>
+        <w:t>Фіскальні зміни наскрізь по системах: еАкциз і АЕД, УКТЗЕД, митні спрощення, ставки ПДВ — у працюючій мережі.</w:t>
       </w:r>
     </w:p>
     <w:p>
@@ -449,52 +287,7 @@
         <w:pStyle w:val="ListBullet"/>
       </w:pPr>
       <w:r>
-        <w:t>Фіскальні зміни наскрізь по системах: еАкциз і АЕД, УКТЗЕД, митні спрощення, ставки ПДВ — у працюючій мережі.</w:t>
-      </w:r>
-    </w:p>
-    <w:p>
-      <w:pPr>
-        <w:pStyle w:val="ListBullet"/>
-      </w:pPr>
-      <w:r>
-        <w:t>Веду міграцію клієнта з Delphi 6 на Delphi 12/13 з власним інструментом звіряння інтерфейсу і мапінгу БД між версіями.</w:t>
-      </w:r>
-    </w:p>
-    <w:p>
-      <w:pPr>
-        <w:pStyle w:val="ListBullet"/>
-      </w:pPr>
-      <w:r>
-        <w:t>Інженерна практика: тести на xUnit і NSubstitute, SonarQube та Jenkins, Serilog, Docker, приватний NuGet.</w:t>
-      </w:r>
-    </w:p>
-    <w:p>
-      <w:r>
-        <w:rPr>
-          <w:b/>
-        </w:rPr>
-        <w:t>Курси сучасних професій — Викладач програмування</w:t>
-      </w:r>
-    </w:p>
-    <w:p>
-      <w:r>
-        <w:t>2015-01 — 2016-01 · Кривий Ріг</w:t>
-      </w:r>
-    </w:p>
-    <w:p>
-      <w:pPr>
-        <w:pStyle w:val="ListBullet"/>
-      </w:pPr>
-      <w:r>
-        <w:t>Курс для початківців: ООП, Java Core, Hibernate, SQL — від перших програм до роботи з базою.</w:t>
-      </w:r>
-    </w:p>
-    <w:p>
-      <w:pPr>
-        <w:pStyle w:val="ListBullet"/>
-      </w:pPr>
-      <w:r>
-        <w:t>Підготував навчальні матеріали та практикуми, вів групи з нуля до перших проєктів.</w:t>
+        <w:t>З 2018 паралельно будую внутрішні сервіси на ASP.NET Core і Angular: доступи, аудит, звітність, інтеграції — 33 системи мережі містять мій код.</w:t>
       </w:r>
     </w:p>
     <w:p>
@@ -536,31 +329,7 @@
     </w:p>
     <w:p>
       <w:r>
-        <w:rPr>
-          <w:b/>
-        </w:rPr>
-        <w:t>ОССистем — Програміст</w:t>
-      </w:r>
-    </w:p>
-    <w:p>
-      <w:r>
-        <w:t>2012-11 — 2013-04 · Одеса</w:t>
-      </w:r>
-    </w:p>
-    <w:p>
-      <w:pPr>
-        <w:pStyle w:val="ListBullet"/>
-      </w:pPr>
-      <w:r>
-        <w:t>Розробка під систему автоматизації страхування Master INSURANCE: трирівнева архітектура з ORM на Oracle, звіти на XL Report.</w:t>
-      </w:r>
-    </w:p>
-    <w:p>
-      <w:pPr>
-        <w:pStyle w:val="ListBullet"/>
-      </w:pPr>
-      <w:r>
-        <w:t>Супровід «Експо» — обліку руху автотранспорту і контейнерів територією портів.</w:t>
+        <w:t>Раніше: Курси сучасних професій — Викладач програмування (2015–2016) · ОССистем — Програміст (2012–2013)</w:t>
       </w:r>
     </w:p>
     <w:p>
@@ -685,14 +454,6 @@
       </w:pPr>
       <w:r>
         <w:t>Angular 9 — Luxoft (2021)</w:t>
-      </w:r>
-    </w:p>
-    <w:p>
-      <w:pPr>
-        <w:pStyle w:val="ListBullet"/>
-      </w:pPr>
-      <w:r>
-        <w:t>Програмування в середовищі Delphi — Інститут сучасних професій (2006)</w:t>
       </w:r>
     </w:p>
     <w:p>

--- a/output/site/delphi/resume.uk.docx
+++ b/output/site/delphi/resume.uk.docx
@@ -25,7 +25,7 @@
     </w:p>
     <w:p>
       <w:r>
-        <w:t>Delphi-інженер із десятирічним досвідом супроводу торгової системи у продакшені: клієнт, якому щодня довіряють магазини мережі, MS SQL, фіскальний контур. Веду міграцію клієнта з Delphi 6 на Delphi 12 і написав інструмент звіряння інтерфейсу та мапінгу БД між версіями.</w:t>
+        <w:t>Delphi-інженер, десять років відповідаю за клієнтську частину торгової системи найбільшої продуктової мережі України: десктопний VCL-застосунок, у якому щодня працюють магазини, MS SQL, фіскальний контур. Веду міграцію клієнта з Delphi 6 на Delphi 12/13 і написав інструмент звіряння інтерфейсу та мапінгу БД між версіями.</w:t>
       </w:r>
     </w:p>
     <w:p>
@@ -49,7 +49,7 @@
         <w:pStyle w:val="ListBullet"/>
       </w:pPr>
       <w:r>
-        <w:t>33 — внутрішні системи мережі, у яких є мій код</w:t>
+        <w:t>33 — внутрішні системи мережі, які я побудував або розширив</w:t>
       </w:r>
     </w:p>
     <w:p>
@@ -57,7 +57,7 @@
         <w:pStyle w:val="ListBullet"/>
       </w:pPr>
       <w:r>
-        <w:t>2 стеки — Delphi і .NET — паралельно, без зупинки бізнесу</w:t>
+        <w:t>6 → 12/13 Delphi — веду міграцію торгового клієнта між версіями, з 2024 і донині</w:t>
       </w:r>
     </w:p>
     <w:p>
@@ -97,10 +97,21 @@
         <w:rPr>
           <w:b/>
         </w:rPr>
+        <w:t xml:space="preserve">Десктоп: </w:t>
+      </w:r>
+      <w:r>
+        <w:t>Delphi 6 → 12 / 13, Object Pascal, VCL, DevExpress, FastReport, RX Library, Indy, NativeExcel / NativeXml, ADO / OLE DB</w:t>
+      </w:r>
+    </w:p>
+    <w:p>
+      <w:r>
+        <w:rPr>
+          <w:b/>
+        </w:rPr>
         <w:t xml:space="preserve">Дані: </w:t>
       </w:r>
       <w:r>
-        <w:t>MS SQL Server, T-SQL, EF Core 7, ADO.NET, Oracle, PostgreSQL, Firebird, SSIS, SSRS, SQL CLR</w:t>
+        <w:t>MS SQL Server, T-SQL, PostgreSQL, Oracle, Firebird, SSIS, SSRS</w:t>
       </w:r>
     </w:p>
     <w:p>
@@ -111,7 +122,7 @@
         <w:t xml:space="preserve">Інтеграції: </w:t>
       </w:r>
       <w:r>
-        <w:t>EDI / ЕДО, M.E.Doc, WCF / SOAP</w:t>
+        <w:t>EDI / ЕДО, M.E.Doc</w:t>
       </w:r>
     </w:p>
     <w:p>
@@ -130,21 +141,10 @@
         <w:rPr>
           <w:b/>
         </w:rPr>
-        <w:t xml:space="preserve">Десктоп: </w:t>
-      </w:r>
-      <w:r>
-        <w:t>Delphi 6 → 12 / 13, Object Pascal, VCL, DevExpress, FastReport, RX Library, Indy, NativeExcel / NativeXml, ADO / OLE DB</w:t>
-      </w:r>
-    </w:p>
-    <w:p>
-      <w:r>
-        <w:rPr>
-          <w:b/>
-        </w:rPr>
         <w:t xml:space="preserve">Підходи: </w:t>
       </w:r>
       <w:r>
-        <w:t>Модернізація legacy, Трирівнева архітектура, Проєктування інтеграцій, Робота в проді 24/7</w:t>
+        <w:t>Відповідальність за продакшен, Модернізація legacy, Проєктування інтеграцій</w:t>
       </w:r>
     </w:p>
     <w:p>
@@ -160,7 +160,7 @@
         <w:rPr>
           <w:b/>
         </w:rPr>
-        <w:t>Міграція торгового клієнта: Delphi 6 → Delphi 12 (2024 — 2026)</w:t>
+        <w:t>Міграція торгового клієнта: Delphi 6 → Delphi 12/13 (2024 — донині)</w:t>
       </w:r>
     </w:p>
     <w:p>
@@ -188,7 +188,7 @@
         <w:rPr>
           <w:b/>
         </w:rPr>
-        <w:t>Фіскальний контур: еАкциз, АЕД, митниця (2019 — 2026)</w:t>
+        <w:t>Фіскальний контур: еАкциз, АЕД, митниця (2019 — донині)</w:t>
       </w:r>
     </w:p>
     <w:p>
@@ -263,7 +263,7 @@
         <w:pStyle w:val="ListBullet"/>
       </w:pPr>
       <w:r>
-        <w:t>Веду міграцію клієнта з Delphi 6 на Delphi 12/13 з власним інструментом звіряння інтерфейсу і мапінгу БД між версіями.</w:t>
+        <w:t>Веду міграцію клієнта з Delphi 6 на Delphi 12/13 з переробкою ядра — без зупинки магазинів.</w:t>
       </w:r>
     </w:p>
     <w:p>
@@ -279,7 +279,7 @@
         <w:pStyle w:val="ListBullet"/>
       </w:pPr>
       <w:r>
-        <w:t>Інтеграції мережі: EDI та ЕДО, M.E.Doc, Oracle EBS, 1С, Kafka, BizTalk, SSIS та SSRS.</w:t>
+        <w:t>Інтегрував торгову систему з постачальниками та бек-офісом: EDI-замовлення і ТТН, податкові документи через M.E.Doc, обмін даними з Oracle EBS та 1C.</w:t>
       </w:r>
     </w:p>
     <w:p>
@@ -287,7 +287,7 @@
         <w:pStyle w:val="ListBullet"/>
       </w:pPr>
       <w:r>
-        <w:t>З 2018 паралельно будую внутрішні сервіси на ASP.NET Core і Angular: доступи, аудит, звітність, інтеграції — 33 системи мережі містять мій код.</w:t>
+        <w:t>З 2018 паралельно будую сервіси на ASP.NET Core, які поступово забирають функції Delphi-клієнта — обидва боки модернізації.</w:t>
       </w:r>
     </w:p>
     <w:p>
@@ -329,7 +329,7 @@
     </w:p>
     <w:p>
       <w:r>
-        <w:t>Раніше: Курси сучасних професій — Викладач програмування (2015–2016) · ОССистем — Програміст (2012–2013)</w:t>
+        <w:t>Раніше: Фриланс і приватна практика — Фулстек-розробник (2015–2016) · Курси сучасних професій — Викладач програмування (2015–2016) · ОССистем — Програміст (2012–2013)</w:t>
       </w:r>
     </w:p>
     <w:p>
@@ -437,7 +437,7 @@
         <w:pStyle w:val="ListBullet"/>
       </w:pPr>
       <w:r>
-        <w:t>Комп'ютерна інженерія · комп'ютерні системи та мережі — Запорізький інститут економіки та інформаційних технологій (2008 — 2011)</w:t>
+        <w:t>Комп'ютерна інженерія · комп'ютерні системи та мережі — Запорізький інститут економіки та інформаційних технологій</w:t>
       </w:r>
     </w:p>
     <w:p>
@@ -445,15 +445,7 @@
         <w:pStyle w:val="ListBullet"/>
       </w:pPr>
       <w:r>
-        <w:t>Гірничий інженер підземних розробок — Криворізький технічний університет (1998 — 2003)</w:t>
-      </w:r>
-    </w:p>
-    <w:p>
-      <w:pPr>
-        <w:pStyle w:val="ListBullet"/>
-      </w:pPr>
-      <w:r>
-        <w:t>Angular 9 — Luxoft (2021)</w:t>
+        <w:t>Гірничий інженер підземних розробок — Криворізький технічний університет</w:t>
       </w:r>
     </w:p>
     <w:p>
@@ -469,7 +461,7 @@
         <w:pStyle w:val="ListBullet"/>
       </w:pPr>
       <w:r>
-        <w:t>M3 → M4 Mapping Checker — звіряння інтерфейсу і викликів процедур між Delphi 6 і Delphi 13 — https://github.com/qwert11/d6_d13_dbmapping_checker</w:t>
+        <w:t>SQL Profiler Normalizer — перетворює sp_executesql із профайлера на читабельний EXEC, повністю у браузері — https://github.com/qwert11/sql-profiler-normalizer</w:t>
       </w:r>
     </w:p>
     <w:p>
@@ -477,7 +469,7 @@
         <w:pStyle w:val="ListBullet"/>
       </w:pPr>
       <w:r>
-        <w:t>SQL Profiler Normalizer — перетворює sp_executesql із профайлера на читабельний EXEC, повністю у браузері — https://github.com/qwert11/sql-profiler-normalizer</w:t>
+        <w:t>Delphi 6 → 12/13: перевірка міграції — Python розбирає .dfm-форми і звіряє виклики збережених процедур та біндинги параметрів між ADO і FireDAC — https://github.com/qwert11/d6_d13_dbmapping_checker</w:t>
       </w:r>
     </w:p>
     <w:p>
@@ -501,7 +493,7 @@
         <w:pStyle w:val="ListBullet"/>
       </w:pPr>
       <w:r>
-        <w:t>Англійська — технічна документація і листування; розмовна — базова</w:t>
+        <w:t>Англійська — технічна документація і листування</w:t>
       </w:r>
     </w:p>
     <w:sectPr>
